--- a/laravel-app/database/data/internship/handbooks/networking/Beyond_Networking_Internship_Day_069_Student_Handbook.docx
+++ b/laravel-app/database/data/internship/handbooks/networking/Beyond_Networking_Internship_Day_069_Student_Handbook.docx
@@ -38,7 +38,7 @@
           <w:color w:val="1E293B"/>
           <w:sz w:val="28"/>
         </w:rPr>
-        <w:t>Etherchannel</w:t>
+        <w:t>Static and Dynamic Routing — Integration, Documentation, and Handover</w:t>
       </w:r>
     </w:p>
     <w:p>
@@ -50,7 +50,7 @@
           <w:b w:val="0"/>
           <w:sz w:val="22"/>
         </w:rPr>
-        <w:t>Independent build. Full student study guide and practical laboratory manual for Beyond Enterprise interns.</w:t>
+        <w:t>Integration and documentation. Full student study guide and practical laboratory manual for Beyond Enterprise interns.</w:t>
       </w:r>
     </w:p>
     <w:tbl>
@@ -141,7 +141,7 @@
               <w:rPr>
                 <w:sz w:val="18"/>
               </w:rPr>
-              <w:t>Independent build</w:t>
+              <w:t>Integration and documentation</w:t>
             </w:r>
           </w:p>
         </w:tc>
@@ -154,7 +154,7 @@
               <w:rPr>
                 <w:sz w:val="18"/>
               </w:rPr>
-              <w:t>intermediate</w:t>
+              <w:t>foundation-to-intermediate</w:t>
             </w:r>
           </w:p>
         </w:tc>
@@ -167,7 +167,7 @@
               <w:rPr>
                 <w:sz w:val="18"/>
               </w:rPr>
-              <w:t>8 hours</w:t>
+              <w:t>8.0 hours</w:t>
             </w:r>
           </w:p>
         </w:tc>
@@ -180,7 +180,7 @@
               <w:rPr>
                 <w:sz w:val="18"/>
               </w:rPr>
-              <w:t>Packet Tracer, VirtualBox, Wireshark and available Beyond routers/switches</w:t>
+              <w:t>Packet Tracer, VirtualBox, lab routers, Wireshark, CLI tools</w:t>
             </w:r>
           </w:p>
         </w:tc>
@@ -198,7 +198,7 @@
           <w:color w:val="0B3F90"/>
           <w:sz w:val="20"/>
         </w:rPr>
-        <w:t>Day 69 objective  Complete the independent build for Etherchannel: Apply EtherChannel safely and explain the result in a professional technical report.</w:t>
+        <w:t>Day 69 objective  Complete the integration and documentation for Static and Dynamic Routing — Integration, Documentation, and Handover: Integrate the four static and dynamic routing skill areas into one reproducible workflow, diagram, checklist, evidence pack, and handover note.</w:t>
       </w:r>
     </w:p>
     <w:p>
@@ -270,7 +270,7 @@
           <w:b w:val="0"/>
           <w:sz w:val="22"/>
         </w:rPr>
-        <w:t>Submit: Working result evidence, design/configuration files, and a list of assumptions..</w:t>
+        <w:t>Submit: Baseline evidence, completed practical artifact, independent verification, safety/restoration record, and short professional report..</w:t>
       </w:r>
     </w:p>
     <w:p>
@@ -377,7 +377,7 @@
               <w:rPr>
                 <w:sz w:val="18"/>
               </w:rPr>
-              <w:t>Rewrite objective in own words</w:t>
+              <w:t>Assessment brief + rubric review</w:t>
             </w:r>
           </w:p>
         </w:tc>
@@ -390,7 +390,7 @@
               <w:rPr>
                 <w:sz w:val="18"/>
               </w:rPr>
-              <w:t>Frame table</w:t>
+              <w:t>Plan</w:t>
             </w:r>
           </w:p>
         </w:tc>
@@ -418,7 +418,7 @@
               <w:rPr>
                 <w:sz w:val="18"/>
               </w:rPr>
-              <w:t>Independent build</w:t>
+              <w:t>End-to-end demonstration</w:t>
             </w:r>
           </w:p>
         </w:tc>
@@ -431,7 +431,7 @@
               <w:rPr>
                 <w:sz w:val="18"/>
               </w:rPr>
-              <w:t>Artifact</w:t>
+              <w:t>Demo evidence</w:t>
             </w:r>
           </w:p>
         </w:tc>
@@ -500,7 +500,7 @@
               <w:rPr>
                 <w:sz w:val="18"/>
               </w:rPr>
-              <w:t>Test / measure / review</w:t>
+              <w:t>Self-score against rubric</w:t>
             </w:r>
           </w:p>
         </w:tc>
@@ -513,7 +513,7 @@
               <w:rPr>
                 <w:sz w:val="18"/>
               </w:rPr>
-              <w:t>Results</w:t>
+              <w:t>Self-score sheet</w:t>
             </w:r>
           </w:p>
         </w:tc>
@@ -541,7 +541,7 @@
               <w:rPr>
                 <w:sz w:val="18"/>
               </w:rPr>
-              <w:t>Documentation while building</w:t>
+              <w:t>Reflection: wins, failures, next steps</w:t>
             </w:r>
           </w:p>
         </w:tc>
@@ -554,7 +554,7 @@
               <w:rPr>
                 <w:sz w:val="18"/>
               </w:rPr>
-              <w:t>README notes</w:t>
+              <w:t>Reflection</w:t>
             </w:r>
           </w:p>
         </w:tc>
@@ -569,7 +569,7 @@
               <w:rPr>
                 <w:sz w:val="18"/>
               </w:rPr>
-              <w:t>5:45–6:00</w:t>
+              <w:t>5:45–8:00</w:t>
             </w:r>
           </w:p>
         </w:tc>
@@ -582,7 +582,7 @@
               <w:rPr>
                 <w:sz w:val="18"/>
               </w:rPr>
-              <w:t>Break</w:t>
+              <w:t>Final evidence pack + report</w:t>
             </w:r>
           </w:p>
         </w:tc>
@@ -595,48 +595,7 @@
               <w:rPr>
                 <w:sz w:val="18"/>
               </w:rPr>
-              <w:t>—</w:t>
-            </w:r>
-          </w:p>
-        </w:tc>
-      </w:tr>
-      <w:tr>
-        <w:tc>
-          <w:tcPr>
-            <w:tcW w:type="dxa" w:w="3408"/>
-          </w:tcPr>
-          <w:p>
-            <w:r>
-              <w:rPr>
-                <w:sz w:val="18"/>
-              </w:rPr>
-              <w:t>6:00–8:00</w:t>
-            </w:r>
-          </w:p>
-        </w:tc>
-        <w:tc>
-          <w:tcPr>
-            <w:tcW w:type="dxa" w:w="3408"/>
-          </w:tcPr>
-          <w:p>
-            <w:r>
-              <w:rPr>
-                <w:sz w:val="18"/>
-              </w:rPr>
-              <w:t>Evidence + report + rehearsal</w:t>
-            </w:r>
-          </w:p>
-        </w:tc>
-        <w:tc>
-          <w:tcPr>
-            <w:tcW w:type="dxa" w:w="3408"/>
-          </w:tcPr>
-          <w:p>
-            <w:r>
-              <w:rPr>
-                <w:sz w:val="18"/>
-              </w:rPr>
-              <w:t>Ready pack</w:t>
+              <w:t>Submission</w:t>
             </w:r>
           </w:p>
         </w:tc>
@@ -660,7 +619,7 @@
           <w:b w:val="0"/>
           <w:sz w:val="20"/>
         </w:rPr>
-        <w:t>Curriculum objective (source of truth): Apply EtherChannel safely and explain the result in a professional technical report.</w:t>
+        <w:t>Curriculum objective (source of truth): Integrate the four static and dynamic routing skill areas into one reproducible workflow, diagram, checklist, evidence pack, and handover note.</w:t>
       </w:r>
     </w:p>
     <w:p>
@@ -672,7 +631,7 @@
           <w:b w:val="0"/>
           <w:sz w:val="22"/>
         </w:rPr>
-        <w:t>Explain Etherchannel to a supervisor in under two minutes.</w:t>
+        <w:t>Explain Static and Dynamic Routing — Integration, Documentation, and Handover to a supervisor in under two minutes.</w:t>
       </w:r>
     </w:p>
     <w:p>
@@ -684,7 +643,7 @@
           <w:b w:val="0"/>
           <w:sz w:val="22"/>
         </w:rPr>
-        <w:t>Configure or verify the approved tools required for Etherchannel.</w:t>
+        <w:t>Configure or verify the approved tools required for Static and Dynamic Routing — Integration, Documentation, and Handover.</w:t>
       </w:r>
     </w:p>
     <w:p>
@@ -696,7 +655,7 @@
           <w:b w:val="0"/>
           <w:sz w:val="22"/>
         </w:rPr>
-        <w:t>Implement or perform the independent build practical for this topic.</w:t>
+        <w:t>Implement or perform the integration and documentation practical for this topic.</w:t>
       </w:r>
     </w:p>
     <w:p>
@@ -752,7 +711,7 @@
           <w:b w:val="0"/>
           <w:sz w:val="22"/>
         </w:rPr>
-        <w:t>Define the professional meaning of “Etherchannel” before you use tools. Do not split the title into meaningless words. Connect each concept to today's practical action.</w:t>
+        <w:t>Define the professional meaning of “Static and Dynamic Routing — Integration, Documentation, and Handover” before you use tools. Do not split the title into meaningless words. Connect each concept to today's practical action.</w:t>
       </w:r>
     </w:p>
     <w:tbl>
@@ -860,7 +819,7 @@
               <w:rPr>
                 <w:sz w:val="18"/>
               </w:rPr>
-              <w:t>Core topic skill</w:t>
+              <w:t>Layered models</w:t>
             </w:r>
           </w:p>
         </w:tc>
@@ -873,7 +832,7 @@
               <w:rPr>
                 <w:sz w:val="18"/>
               </w:rPr>
-              <w:t>Professional practice for Etherchannel</w:t>
+              <w:t>Separate physical, link, network, transport concerns</w:t>
             </w:r>
           </w:p>
         </w:tc>
@@ -886,7 +845,7 @@
               <w:rPr>
                 <w:sz w:val="18"/>
               </w:rPr>
-              <w:t>Complete today's practical objective</w:t>
+              <w:t>Map today's lab to OSI/TCP-IP</w:t>
             </w:r>
           </w:p>
         </w:tc>
@@ -899,7 +858,7 @@
               <w:rPr>
                 <w:sz w:val="18"/>
               </w:rPr>
-              <w:t>Shallow buzzword-only work</w:t>
+              <w:t>Misplacing the fault layer</w:t>
             </w:r>
           </w:p>
         </w:tc>
@@ -912,7 +871,7 @@
               <w:rPr>
                 <w:sz w:val="18"/>
               </w:rPr>
-              <w:t>Demonstrate with evidence</w:t>
+              <w:t>Structured troubleshooting top-down/bottom-up</w:t>
             </w:r>
           </w:p>
         </w:tc>
@@ -927,7 +886,7 @@
               <w:rPr>
                 <w:sz w:val="18"/>
               </w:rPr>
-              <w:t>Tool discipline</w:t>
+              <w:t>Addressing plan</w:t>
             </w:r>
           </w:p>
         </w:tc>
@@ -940,7 +899,7 @@
               <w:rPr>
                 <w:sz w:val="18"/>
               </w:rPr>
-              <w:t>Use only approved tools/versions</w:t>
+              <w:t>Who gets which address/mask/gateway</w:t>
             </w:r>
           </w:p>
         </w:tc>
@@ -953,7 +912,7 @@
               <w:rPr>
                 <w:sz w:val="18"/>
               </w:rPr>
-              <w:t>Verify tools before lab</w:t>
+              <w:t>Document IP plan before changes</w:t>
             </w:r>
           </w:p>
         </w:tc>
@@ -966,7 +925,7 @@
               <w:rPr>
                 <w:sz w:val="18"/>
               </w:rPr>
-              <w:t>Unapproved downloads</w:t>
+              <w:t>Duplicate IPs / wrong mask</w:t>
             </w:r>
           </w:p>
         </w:tc>
@@ -979,7 +938,7 @@
               <w:rPr>
                 <w:sz w:val="18"/>
               </w:rPr>
-              <w:t>Official sources only</w:t>
+              <w:t>Written plan + ping/traceroute verify</w:t>
             </w:r>
           </w:p>
         </w:tc>
@@ -994,7 +953,7 @@
               <w:rPr>
                 <w:sz w:val="18"/>
               </w:rPr>
-              <w:t>Professional documentation</w:t>
+              <w:t>Change control</w:t>
             </w:r>
           </w:p>
         </w:tc>
@@ -1007,7 +966,7 @@
               <w:rPr>
                 <w:sz w:val="18"/>
               </w:rPr>
-              <w:t>Clear enough for handover</w:t>
+              <w:t>Record what changed and how to roll back</w:t>
             </w:r>
           </w:p>
         </w:tc>
@@ -1020,7 +979,7 @@
               <w:rPr>
                 <w:sz w:val="18"/>
               </w:rPr>
-              <w:t>Write procedure + results</w:t>
+              <w:t>Lab journal entry</w:t>
             </w:r>
           </w:p>
         </w:tc>
@@ -1033,7 +992,7 @@
               <w:rPr>
                 <w:sz w:val="18"/>
               </w:rPr>
-              <w:t>Undocumented changes</w:t>
+              <w:t>Undocumented cable/IP edits</w:t>
             </w:r>
           </w:p>
         </w:tc>
@@ -1046,7 +1005,7 @@
               <w:rPr>
                 <w:sz w:val="18"/>
               </w:rPr>
-              <w:t>README + report template</w:t>
+              <w:t>Before/after notes</w:t>
             </w:r>
           </w:p>
         </w:tc>
@@ -1307,7 +1266,7 @@
           <w:b w:val="0"/>
           <w:sz w:val="22"/>
         </w:rPr>
-        <w:t>Tools available: Packet Tracer, VirtualBox, Wireshark and available Beyond routers/switches.</w:t>
+        <w:t>Tools available: Packet Tracer, VirtualBox, lab routers, Wireshark, CLI tools.</w:t>
       </w:r>
     </w:p>
     <w:p>
@@ -1422,7 +1381,7 @@
               <w:rPr>
                 <w:sz w:val="18"/>
               </w:rPr>
-              <w:t>Packet Tracer, VirtualBox, Wireshark and available Beyond routers/switches</w:t>
+              <w:t>Packet Tracer, VirtualBox, lab routers, Wireshark, CLI tools</w:t>
             </w:r>
           </w:p>
         </w:tc>
@@ -1504,7 +1463,7 @@
           <w:b w:val="0"/>
           <w:sz w:val="18"/>
         </w:rPr>
-        <w:t>└── Day_69_Etherchannel/</w:t>
+        <w:t>└── Day_69_Static_and_Dynamic_Routing_Integration_Documenta/</w:t>
       </w:r>
     </w:p>
     <w:p>
@@ -1657,7 +1616,7 @@
           <w:b w:val="0"/>
           <w:sz w:val="18"/>
         </w:rPr>
-        <w:t>mkdir Beyond_Networking_Internship\Day_69_Etherchannel\evidence, Beyond_Networking_Internship\Day_69_Etherchannel\notebooks, Beyond_Networking_Internship\Day_69_Etherchannel\src, Beyond_Networking_Internship\Day_69_Etherchannel\data, Beyond_Networking_Internship\Day_69_Etherchannel\output, Beyond_Networking_Internship\Day_69_Etherchannel\report -Force</w:t>
+        <w:t>mkdir Beyond_Networking_Internship\Day_69_Static_and_Dynamic_Routing_Integration_Documenta\evidence, Beyond_Networking_Internship\Day_69_Static_and_Dynamic_Routing_Integration_Documenta\notebooks, Beyond_Networking_Internship\Day_69_Static_and_Dynamic_Routing_Integration_Documenta\src, Beyond_Networking_Internship\Day_69_Static_and_Dynamic_Routing_Integration_Documenta\data, Beyond_Networking_Internship\Day_69_Static_and_Dynamic_Routing_Integration_Documenta\output, Beyond_Networking_Internship\Day_69_Static_and_Dynamic_Routing_Integration_Documenta\report -Force</w:t>
       </w:r>
     </w:p>
     <w:p/>
@@ -1698,7 +1657,7 @@
           <w:b w:val="0"/>
           <w:sz w:val="18"/>
         </w:rPr>
-        <w:t>mkdir -p Beyond_Networking_Internship/Day_69_Etherchannel/{evidence,notebooks,src,data,output,report}</w:t>
+        <w:t>mkdir -p Beyond_Networking_Internship/Day_69_Static_and_Dynamic_Routing_Integration_Documenta/{evidence,notebooks,src,data,output,report}</w:t>
       </w:r>
     </w:p>
     <w:p/>
@@ -1814,7 +1773,7 @@
           <w:color w:val="0B3F90"/>
           <w:sz w:val="24"/>
         </w:rPr>
-        <w:t>Independent build: Etherchannel</w:t>
+        <w:t>Integration and documentation: Static and Dynamic Routing — Integration, Documentation, and Handover</w:t>
       </w:r>
     </w:p>
     <w:p>
@@ -1838,7 +1797,7 @@
           <w:b w:val="0"/>
           <w:sz w:val="20"/>
         </w:rPr>
-        <w:t>• Recreate the EtherChannel solution from a stated scenario without copying the guided answer. Use only approved equipment or an isolated VM lab.</w:t>
+        <w:t>• Review the Day 69 scope, prerequisite from Day 68, and supervisor instructions before touching software, accounts, cables, power, rigging, networks, or equipment.</w:t>
       </w:r>
     </w:p>
     <w:p>
@@ -1850,7 +1809,7 @@
           <w:b w:val="0"/>
           <w:sz w:val="20"/>
         </w:rPr>
-        <w:t>• Work only in an authorized lab, VM or on equipment assigned by Beyond.</w:t>
+        <w:t>• Confirm the authorized lab/equipment boundary, owner, asset IDs, workspace condition, backup/rollback state, emergency procedure, and any PPE or spotter requirement.</w:t>
       </w:r>
     </w:p>
     <w:p>
@@ -1862,7 +1821,79 @@
           <w:b w:val="0"/>
           <w:sz w:val="20"/>
         </w:rPr>
-        <w:t>• Keep time entries truthful and ask the supervisor before changing production equipment.</w:t>
+        <w:t>• Verify only the approved tools for today: Packet Tracer, VirtualBox, lab routers, Wireshark, CLI tools. Record versions, firmware, serial/asset references, calibration status, or configuration as relevant. Avoid unnecessary installation or updates.</w:t>
+      </w:r>
+    </w:p>
+    <w:p>
+      <w:pPr>
+        <w:spacing w:after="120"/>
+      </w:pPr>
+      <w:r>
+        <w:rPr>
+          <w:b w:val="0"/>
+          <w:sz w:val="20"/>
+        </w:rPr>
+        <w:t>• Create Day_069_static_and_dynamic_routing__integration_documentation_and_hand with evidence, diagrams or src, checklists or tests, output, and report folders.</w:t>
+      </w:r>
+    </w:p>
+    <w:p>
+      <w:pPr>
+        <w:spacing w:after="120"/>
+      </w:pPr>
+      <w:r>
+        <w:rPr>
+          <w:b w:val="0"/>
+          <w:sz w:val="20"/>
+        </w:rPr>
+        <w:t>• Capture a privacy-reviewed baseline photograph/screenshot and record expected result, measurement units, acceptance limit, and stop condition.</w:t>
+      </w:r>
+    </w:p>
+    <w:p>
+      <w:pPr>
+        <w:spacing w:after="120"/>
+      </w:pPr>
+      <w:r>
+        <w:rPr>
+          <w:b w:val="0"/>
+          <w:sz w:val="20"/>
+        </w:rPr>
+        <w:t>• Complete the practical objective: Integrate the four static and dynamic routing skill areas into one reproducible workflow, diagram, checklist, evidence pack, and handover note.</w:t>
+      </w:r>
+    </w:p>
+    <w:p>
+      <w:pPr>
+        <w:spacing w:after="120"/>
+      </w:pPr>
+      <w:r>
+        <w:rPr>
+          <w:b w:val="0"/>
+          <w:sz w:val="20"/>
+        </w:rPr>
+        <w:t>• Introduce or analyze only an approved controlled fault/edge case. Troubleshoot systematically, preserve evidence, and return the lab/equipment to its approved state.</w:t>
+      </w:r>
+    </w:p>
+    <w:p>
+      <w:pPr>
+        <w:spacing w:after="120"/>
+      </w:pPr>
+      <w:r>
+        <w:rPr>
+          <w:b w:val="0"/>
+          <w:sz w:val="20"/>
+        </w:rPr>
+        <w:t>• Verify independently through a second instrument/path/test, clean rerun, configuration comparison, peer check, or supervisor sign-off. Distinguish evidence from proof.</w:t>
+      </w:r>
+    </w:p>
+    <w:p>
+      <w:pPr>
+        <w:spacing w:after="120"/>
+      </w:pPr>
+      <w:r>
+        <w:rPr>
+          <w:b w:val="0"/>
+          <w:sz w:val="20"/>
+        </w:rPr>
+        <w:t>• Complete the discipline safety/ethics checklist, inventory/custody or cleanup check, and a professional report with honest limitations and assistance disclosure.</w:t>
       </w:r>
     </w:p>
     <w:p>
@@ -1888,7 +1919,7 @@
           <w:b w:val="0"/>
           <w:sz w:val="18"/>
         </w:rPr>
-        <w:t># day_69_lab.py — Independent build: Etherchannel</w:t>
+        <w:t># day_69_lab.py — Integration and documentation: Static and Dynamic Routing — Integration, Documentation, and Handover</w:t>
       </w:r>
     </w:p>
     <w:p>
@@ -1930,7 +1961,7 @@
           <w:b w:val="0"/>
           <w:sz w:val="18"/>
         </w:rPr>
-        <w:t>"""Day 69 practical starter for Etherchannel.</w:t>
+        <w:t>"""Day 69 practical starter for Static and Dynamic Routing — Integration, Documentation, and Handover.</w:t>
       </w:r>
     </w:p>
     <w:p>
@@ -2112,7 +2143,7 @@
           <w:b w:val="0"/>
           <w:sz w:val="18"/>
         </w:rPr>
-        <w:t xml:space="preserve">    print("Program topic:", 'Etherchannel')</w:t>
+        <w:t xml:space="preserve">    print("Program topic:", 'Static and Dynamic Routing — Integration, Documentation, and Handover')</w:t>
       </w:r>
     </w:p>
     <w:p>
@@ -2126,7 +2157,7 @@
           <w:b w:val="0"/>
           <w:sz w:val="18"/>
         </w:rPr>
-        <w:t xml:space="preserve">    print("Day mode:", 'Independent build')</w:t>
+        <w:t xml:space="preserve">    print("Day mode:", 'Integration and documentation')</w:t>
       </w:r>
     </w:p>
     <w:p>
@@ -5731,7 +5762,7 @@
           <w:b w:val="0"/>
           <w:sz w:val="22"/>
         </w:rPr>
-        <w:t>Objective addressed for Etherchannel</w:t>
+        <w:t>Objective addressed for Static and Dynamic Routing — Integration, Documentation, and Handover</w:t>
       </w:r>
     </w:p>
     <w:p>
@@ -5743,7 +5774,7 @@
           <w:b w:val="0"/>
           <w:sz w:val="22"/>
         </w:rPr>
-        <w:t>Independent build practical completed</w:t>
+        <w:t>Integration and documentation practical completed</w:t>
       </w:r>
     </w:p>
     <w:p>
@@ -5835,7 +5866,7 @@
           <w:b w:val="0"/>
           <w:sz w:val="22"/>
         </w:rPr>
-        <w:t>Matches: Working result evidence, design/configuration files, and a list of assumptions.</w:t>
+        <w:t>Matches: Baseline evidence, completed practical artifact, independent verification, safety/restoration record, and short professional report.</w:t>
       </w:r>
     </w:p>
     <w:p>
@@ -5867,7 +5898,7 @@
           <w:b w:val="0"/>
           <w:sz w:val="22"/>
         </w:rPr>
-        <w:t>Explain Etherchannel without reading.</w:t>
+        <w:t>Explain Static and Dynamic Routing — Integration, Documentation, and Handover without reading.</w:t>
       </w:r>
     </w:p>
     <w:p>
@@ -5959,7 +5990,7 @@
           <w:b w:val="0"/>
           <w:sz w:val="22"/>
         </w:rPr>
-        <w:t>Today is Day 69 (Independent build) on Etherchannel. I worked only in the authorized Beyond networking lab. I completed the practical objective, verified with a second check, and packaged evidence. Main risk: unauthorized or unsafe action; control: checklist + supervisor escalation. Limitation: classroom/lab scope only. Next: continue the topic cycle and keep documentation reproducible.</w:t>
+        <w:t>Today is Day 69 (Integration and documentation) on Static and Dynamic Routing — Integration, Documentation, and Handover. I worked only in the authorized Beyond networking lab. I completed the practical objective, verified with a second check, and packaged evidence. Main risk: unauthorized or unsafe action; control: checklist + supervisor escalation. Limitation: classroom/lab scope only. Next: continue the topic cycle and keep documentation reproducible.</w:t>
       </w:r>
     </w:p>
     <w:p>
@@ -6390,7 +6421,7 @@
           <w:b w:val="0"/>
           <w:sz w:val="22"/>
         </w:rPr>
-        <w:t>Access check date: 2026-08-09. Prefer first-party sources. Do not invent URLs.</w:t>
+        <w:t>Access check date: 2026-08-10. Prefer first-party sources. Do not invent URLs.</w:t>
       </w:r>
     </w:p>
     <w:p>
